--- a/apps/cli/tests/fixtures/pet-addendum.docx
+++ b/apps/cli/tests/fixtures/pet-addendum.docx
@@ -16,7 +16,7 @@
       </w:r>
       <w:r>
         <w:tab/>
-        <w:t>{{name}}</w:t>
+        <w:t>{{fields.name}}</w:t>
       </w:r>
     </w:p>
     <w:p>
@@ -25,7 +25,7 @@
       </w:r>
       <w:r>
         <w:tab/>
-        <w:t>{{weight}}</w:t>
+        <w:t>{{fields.weight}}</w:t>
       </w:r>
     </w:p>
     <w:p>
@@ -34,7 +34,7 @@
       </w:r>
       <w:r>
         <w:tab/>
-        <w:t>{{species}}</w:t>
+        <w:t>{{fields.species}}</w:t>
       </w:r>
     </w:p>
     <w:p>
@@ -49,7 +49,7 @@
       </w:r>
       <w:proofErr w:type="spellStart"/>
       <w:r>
-        <w:t>hasVaccination</w:t>
+        <w:t>fields.hasVaccination</w:t>
       </w:r>
       <w:proofErr w:type="spellEnd"/>
       <w:r>
